--- a/tillsyn/A 45776-2023 tillsynsbegäran.docx
+++ b/tillsyn/A 45776-2023 tillsynsbegäran.docx
@@ -2103,7 +2103,7 @@
     <w:r>
       <w:tab/>
       <w:tab/>
-      <w:t>2026-09-14</w:t>
+      <w:t>2026-09-15</w:t>
       <w:br/>
       <w:br/>
     </w:r>

--- a/tillsyn/A 45776-2023 tillsynsbegäran.docx
+++ b/tillsyn/A 45776-2023 tillsynsbegäran.docx
@@ -2103,7 +2103,7 @@
     <w:r>
       <w:tab/>
       <w:tab/>
-      <w:t>2026-09-15</w:t>
+      <w:t>2026-09-16</w:t>
       <w:br/>
       <w:br/>
     </w:r>

--- a/tillsyn/A 45776-2023 tillsynsbegäran.docx
+++ b/tillsyn/A 45776-2023 tillsynsbegäran.docx
@@ -2103,7 +2103,7 @@
     <w:r>
       <w:tab/>
       <w:tab/>
-      <w:t>2026-09-16</w:t>
+      <w:t>2026-09-17</w:t>
       <w:br/>
       <w:br/>
     </w:r>

--- a/tillsyn/A 45776-2023 tillsynsbegäran.docx
+++ b/tillsyn/A 45776-2023 tillsynsbegäran.docx
@@ -2103,7 +2103,7 @@
     <w:r>
       <w:tab/>
       <w:tab/>
-      <w:t>2026-09-17</w:t>
+      <w:t>2026-09-18</w:t>
       <w:br/>
       <w:br/>
     </w:r>

--- a/tillsyn/A 45776-2023 tillsynsbegäran.docx
+++ b/tillsyn/A 45776-2023 tillsynsbegäran.docx
@@ -2103,7 +2103,7 @@
     <w:r>
       <w:tab/>
       <w:tab/>
-      <w:t>2026-09-18</w:t>
+      <w:t>2026-09-19</w:t>
       <w:br/>
       <w:br/>
     </w:r>

--- a/tillsyn/A 45776-2023 tillsynsbegäran.docx
+++ b/tillsyn/A 45776-2023 tillsynsbegäran.docx
@@ -2103,7 +2103,7 @@
     <w:r>
       <w:tab/>
       <w:tab/>
-      <w:t>2026-09-19</w:t>
+      <w:t>2026-09-21</w:t>
       <w:br/>
       <w:br/>
     </w:r>

--- a/tillsyn/A 45776-2023 tillsynsbegäran.docx
+++ b/tillsyn/A 45776-2023 tillsynsbegäran.docx
@@ -2103,7 +2103,7 @@
     <w:r>
       <w:tab/>
       <w:tab/>
-      <w:t>2026-09-21</w:t>
+      <w:t>2026-09-23</w:t>
       <w:br/>
       <w:br/>
     </w:r>

--- a/tillsyn/A 45776-2023 tillsynsbegäran.docx
+++ b/tillsyn/A 45776-2023 tillsynsbegäran.docx
@@ -2103,7 +2103,7 @@
     <w:r>
       <w:tab/>
       <w:tab/>
-      <w:t>2026-09-23</w:t>
+      <w:t>2026-09-24</w:t>
       <w:br/>
       <w:br/>
     </w:r>

--- a/tillsyn/A 45776-2023 tillsynsbegäran.docx
+++ b/tillsyn/A 45776-2023 tillsynsbegäran.docx
@@ -2103,7 +2103,7 @@
     <w:r>
       <w:tab/>
       <w:tab/>
-      <w:t>2026-09-24</w:t>
+      <w:t>2026-09-25</w:t>
       <w:br/>
       <w:br/>
     </w:r>

--- a/tillsyn/A 45776-2023 tillsynsbegäran.docx
+++ b/tillsyn/A 45776-2023 tillsynsbegäran.docx
@@ -22,7 +22,7 @@
       <w:r>
         <w:drawing>
           <wp:inline xmlns:a="http://schemas.openxmlformats.org/drawingml/2006/main" xmlns:pic="http://schemas.openxmlformats.org/drawingml/2006/picture">
-            <wp:extent cx="5125182" cy="5724000"/>
+            <wp:extent cx="5117309" cy="5724000"/>
             <wp:docPr id="1" name="Picture 1"/>
             <wp:cNvGraphicFramePr>
               <a:graphicFrameLocks noChangeAspect="1"/>
@@ -43,7 +43,7 @@
                   <pic:spPr>
                     <a:xfrm>
                       <a:off x="0" y="0"/>
-                      <a:ext cx="5125182" cy="5724000"/>
+                      <a:ext cx="5117309" cy="5724000"/>
                     </a:xfrm>
                     <a:prstGeom prst="rect"/>
                   </pic:spPr>
@@ -65,7 +65,7 @@
     </w:p>
     <w:p>
       <w:r>
-        <w:t>I och inom 25 meter från avverkningsanmälan finns fynd av 31 naturvårdsarter, varav 25 är rödlistade, 3 är fridlysta, 17 är typiska (T) och 6 är signalarter (S): sammetstaggsvamp (EN), garnlav (VU, T), knärot (VU, T, §8), rotfingersvamp (VU), skrovlig taggsvamp (VU), ulltickeporing (VU), dropptaggsvamp (NT, T), mjölsvärting (NT), motaggsvamp (NT, T), mörk kolflarnlav (NT), nordtagging (NT), orange taggsvamp (NT, T), rosenticka (NT, T), rynkskinn (NT, T), skarp dropptaggsvamp (NT), svartvit taggsvamp (NT), tallfingersvamp (NT), talltagel (NT, T), tallticka (NT, T), talltita (NT, §4), tretåig hackspett (NT, T, §4), ullticka (NT, T), vaxspindling (NT), vedskivlav (NT, T), violettgrå tagellav (NT, T), bronshjon (S, T), gullgröppa (S), mindre märgborre (S, T), rävticka (S, T), tibast (S, T) och vågbandad barkbock (S). Se Figur 1.</w:t>
+        <w:t>I och inom 25 meter från avverkningsanmälan finns fynd av 32 naturvårdsarter, varav 26 är rödlistade, 3 är fridlysta, 17 är typiska (T) och 6 är signalarter (S): sammetstaggsvamp (EN), garnlav (VU, T), knärot (VU, T, §8), rotfingersvamp (VU), skrovlig taggsvamp (VU), ulltickeporing (VU), dropptaggsvamp (NT, T), mjölsvärting (NT), motaggsvamp (NT, T), mörk kolflarnlav (NT), nordtagging (NT), orange taggsvamp (NT, T), rosenticka (NT, T), rynkskinn (NT, T), skarp dropptaggsvamp (NT), svartvit taggsvamp (NT), tallfingersvamp (NT), talltagel (NT, T), tallticka (NT, T), talltita (NT, §4), tretåig hackspett (NT, T, §4), ullticka (NT, T), vaddporing (NT), vaxspindling (NT), vedskivlav (NT, T), violettgrå tagellav (NT, T), bronshjon (S, T), gullgröppa (S), mindre märgborre (S, T), rävticka (S, T), tibast (S, T) och vågbandad barkbock (S). Se Figur 1.</w:t>
       </w:r>
     </w:p>
     <w:p>
@@ -626,6 +626,17 @@
       </w:r>
       <w:r>
         <w:t xml:space="preserve"> (SLU Artdatabanken, 2026; Nitare &amp; Skogsstyrelsen, 2019; Miettinen &amp; Niemelä, 2018).</w:t>
+      </w:r>
+    </w:p>
+    <w:p>
+      <w:r>
+        <w:rPr>
+          <w:b/>
+        </w:rPr>
+        <w:t xml:space="preserve">Vaddporing (NT) </w:t>
+      </w:r>
+      <w:r>
+        <w:t>är en brunrötande vednedbrytare som hittas på undersidan av liggande murken tallved i olika former. Substratet utgörs framför allt av den typ av hård, kådimpregnerad och ofta kolad tallved som skapas i brandpräglad skog. Vedtypen nybildas i mycket liten omfattning och det är sannolikt att arten upplever en utdöendeskuld. För att garantera artens fortlevnad bör man både säkra att artens växtplatser hålls intakta samt att långsiktigt säkerställa att ny ved tillkommer, allra helst i omedelbar anslutning till artens växtplatser. Skoglig gallring och annat uttag av virke innebär ett hot mot arten (SLU Artdatabanken, 2024).</w:t>
       </w:r>
     </w:p>
     <w:p>
@@ -2103,7 +2114,7 @@
     <w:r>
       <w:tab/>
       <w:tab/>
-      <w:t>2026-09-25</w:t>
+      <w:t>2026-09-26</w:t>
       <w:br/>
       <w:br/>
     </w:r>

--- a/tillsyn/A 45776-2023 tillsynsbegäran.docx
+++ b/tillsyn/A 45776-2023 tillsynsbegäran.docx
@@ -2114,7 +2114,7 @@
     <w:r>
       <w:tab/>
       <w:tab/>
-      <w:t>2026-09-26</w:t>
+      <w:t>2026-09-27</w:t>
       <w:br/>
       <w:br/>
     </w:r>

--- a/tillsyn/A 45776-2023 tillsynsbegäran.docx
+++ b/tillsyn/A 45776-2023 tillsynsbegäran.docx
@@ -2114,7 +2114,7 @@
     <w:r>
       <w:tab/>
       <w:tab/>
-      <w:t>2026-09-27</w:t>
+      <w:t>2026-09-28</w:t>
       <w:br/>
       <w:br/>
     </w:r>

--- a/tillsyn/A 45776-2023 tillsynsbegäran.docx
+++ b/tillsyn/A 45776-2023 tillsynsbegäran.docx
@@ -2114,7 +2114,7 @@
     <w:r>
       <w:tab/>
       <w:tab/>
-      <w:t>2026-09-28</w:t>
+      <w:t>2026-09-29</w:t>
       <w:br/>
       <w:br/>
     </w:r>

--- a/tillsyn/A 45776-2023 tillsynsbegäran.docx
+++ b/tillsyn/A 45776-2023 tillsynsbegäran.docx
@@ -2114,7 +2114,7 @@
     <w:r>
       <w:tab/>
       <w:tab/>
-      <w:t>2026-09-29</w:t>
+      <w:t>2026-09-30</w:t>
       <w:br/>
       <w:br/>
     </w:r>

--- a/tillsyn/A 45776-2023 tillsynsbegäran.docx
+++ b/tillsyn/A 45776-2023 tillsynsbegäran.docx
@@ -2114,7 +2114,7 @@
     <w:r>
       <w:tab/>
       <w:tab/>
-      <w:t>2026-09-30</w:t>
+      <w:t>2026-10-01</w:t>
       <w:br/>
       <w:br/>
     </w:r>

--- a/tillsyn/A 45776-2023 tillsynsbegäran.docx
+++ b/tillsyn/A 45776-2023 tillsynsbegäran.docx
@@ -2114,7 +2114,7 @@
     <w:r>
       <w:tab/>
       <w:tab/>
-      <w:t>2026-10-01</w:t>
+      <w:t>2026-10-02</w:t>
       <w:br/>
       <w:br/>
     </w:r>

--- a/tillsyn/A 45776-2023 tillsynsbegäran.docx
+++ b/tillsyn/A 45776-2023 tillsynsbegäran.docx
@@ -2114,7 +2114,7 @@
     <w:r>
       <w:tab/>
       <w:tab/>
-      <w:t>2026-10-02</w:t>
+      <w:t>2026-10-03</w:t>
       <w:br/>
       <w:br/>
     </w:r>

--- a/tillsyn/A 45776-2023 tillsynsbegäran.docx
+++ b/tillsyn/A 45776-2023 tillsynsbegäran.docx
@@ -2114,7 +2114,7 @@
     <w:r>
       <w:tab/>
       <w:tab/>
-      <w:t>2026-10-03</w:t>
+      <w:t>2026-10-04</w:t>
       <w:br/>
       <w:br/>
     </w:r>

--- a/tillsyn/A 45776-2023 tillsynsbegäran.docx
+++ b/tillsyn/A 45776-2023 tillsynsbegäran.docx
@@ -2114,7 +2114,7 @@
     <w:r>
       <w:tab/>
       <w:tab/>
-      <w:t>2026-10-04</w:t>
+      <w:t>2026-10-05</w:t>
       <w:br/>
       <w:br/>
     </w:r>

--- a/tillsyn/A 45776-2023 tillsynsbegäran.docx
+++ b/tillsyn/A 45776-2023 tillsynsbegäran.docx
@@ -2114,7 +2114,7 @@
     <w:r>
       <w:tab/>
       <w:tab/>
-      <w:t>2026-10-05</w:t>
+      <w:t>2026-10-06</w:t>
       <w:br/>
       <w:br/>
     </w:r>

--- a/tillsyn/A 45776-2023 tillsynsbegäran.docx
+++ b/tillsyn/A 45776-2023 tillsynsbegäran.docx
@@ -2114,7 +2114,7 @@
     <w:r>
       <w:tab/>
       <w:tab/>
-      <w:t>2026-10-06</w:t>
+      <w:t>2026-10-07</w:t>
       <w:br/>
       <w:br/>
     </w:r>

--- a/tillsyn/A 45776-2023 tillsynsbegäran.docx
+++ b/tillsyn/A 45776-2023 tillsynsbegäran.docx
@@ -2114,7 +2114,7 @@
     <w:r>
       <w:tab/>
       <w:tab/>
-      <w:t>2026-10-07</w:t>
+      <w:t>2026-10-08</w:t>
       <w:br/>
       <w:br/>
     </w:r>

--- a/tillsyn/A 45776-2023 tillsynsbegäran.docx
+++ b/tillsyn/A 45776-2023 tillsynsbegäran.docx
@@ -2114,7 +2114,7 @@
     <w:r>
       <w:tab/>
       <w:tab/>
-      <w:t>2026-10-08</w:t>
+      <w:t>2026-10-09</w:t>
       <w:br/>
       <w:br/>
     </w:r>

--- a/tillsyn/A 45776-2023 tillsynsbegäran.docx
+++ b/tillsyn/A 45776-2023 tillsynsbegäran.docx
@@ -2114,7 +2114,7 @@
     <w:r>
       <w:tab/>
       <w:tab/>
-      <w:t>2026-10-09</w:t>
+      <w:t>2026-10-10</w:t>
       <w:br/>
       <w:br/>
     </w:r>

--- a/tillsyn/A 45776-2023 tillsynsbegäran.docx
+++ b/tillsyn/A 45776-2023 tillsynsbegäran.docx
@@ -2114,7 +2114,7 @@
     <w:r>
       <w:tab/>
       <w:tab/>
-      <w:t>2026-10-10</w:t>
+      <w:t>2026-10-11</w:t>
       <w:br/>
       <w:br/>
     </w:r>

--- a/tillsyn/A 45776-2023 tillsynsbegäran.docx
+++ b/tillsyn/A 45776-2023 tillsynsbegäran.docx
@@ -2114,7 +2114,7 @@
     <w:r>
       <w:tab/>
       <w:tab/>
-      <w:t>2026-10-11</w:t>
+      <w:t>2026-10-12</w:t>
       <w:br/>
       <w:br/>
     </w:r>

--- a/tillsyn/A 45776-2023 tillsynsbegäran.docx
+++ b/tillsyn/A 45776-2023 tillsynsbegäran.docx
@@ -2114,7 +2114,7 @@
     <w:r>
       <w:tab/>
       <w:tab/>
-      <w:t>2026-10-12</w:t>
+      <w:t>2026-10-13</w:t>
       <w:br/>
       <w:br/>
     </w:r>

--- a/tillsyn/A 45776-2023 tillsynsbegäran.docx
+++ b/tillsyn/A 45776-2023 tillsynsbegäran.docx
@@ -2114,7 +2114,7 @@
     <w:r>
       <w:tab/>
       <w:tab/>
-      <w:t>2026-10-13</w:t>
+      <w:t>2026-10-14</w:t>
       <w:br/>
       <w:br/>
     </w:r>

--- a/tillsyn/A 45776-2023 tillsynsbegäran.docx
+++ b/tillsyn/A 45776-2023 tillsynsbegäran.docx
@@ -2114,7 +2114,7 @@
     <w:r>
       <w:tab/>
       <w:tab/>
-      <w:t>2026-10-14</w:t>
+      <w:t>2026-10-15</w:t>
       <w:br/>
       <w:br/>
     </w:r>

--- a/tillsyn/A 45776-2023 tillsynsbegäran.docx
+++ b/tillsyn/A 45776-2023 tillsynsbegäran.docx
@@ -2114,7 +2114,7 @@
     <w:r>
       <w:tab/>
       <w:tab/>
-      <w:t>2026-10-15</w:t>
+      <w:t>2026-10-16</w:t>
       <w:br/>
       <w:br/>
     </w:r>

--- a/tillsyn/A 45776-2023 tillsynsbegäran.docx
+++ b/tillsyn/A 45776-2023 tillsynsbegäran.docx
@@ -2114,7 +2114,7 @@
     <w:r>
       <w:tab/>
       <w:tab/>
-      <w:t>2026-10-16</w:t>
+      <w:t>2026-10-17</w:t>
       <w:br/>
       <w:br/>
     </w:r>

--- a/tillsyn/A 45776-2023 tillsynsbegäran.docx
+++ b/tillsyn/A 45776-2023 tillsynsbegäran.docx
@@ -22,7 +22,7 @@
       <w:r>
         <w:drawing>
           <wp:inline xmlns:a="http://schemas.openxmlformats.org/drawingml/2006/main" xmlns:pic="http://schemas.openxmlformats.org/drawingml/2006/picture">
-            <wp:extent cx="5117309" cy="5724000"/>
+            <wp:extent cx="5027721" cy="5724000"/>
             <wp:docPr id="1" name="Picture 1"/>
             <wp:cNvGraphicFramePr>
               <a:graphicFrameLocks noChangeAspect="1"/>
@@ -43,7 +43,7 @@
                   <pic:spPr>
                     <a:xfrm>
                       <a:off x="0" y="0"/>
-                      <a:ext cx="5117309" cy="5724000"/>
+                      <a:ext cx="5027721" cy="5724000"/>
                     </a:xfrm>
                     <a:prstGeom prst="rect"/>
                   </pic:spPr>
@@ -65,7 +65,7 @@
     </w:p>
     <w:p>
       <w:r>
-        <w:t>I och inom 25 meter från avverkningsanmälan finns fynd av 32 naturvårdsarter, varav 26 är rödlistade, 3 är fridlysta, 17 är typiska (T) och 6 är signalarter (S): sammetstaggsvamp (EN), garnlav (VU, T), knärot (VU, T, §8), rotfingersvamp (VU), skrovlig taggsvamp (VU), ulltickeporing (VU), dropptaggsvamp (NT, T), mjölsvärting (NT), motaggsvamp (NT, T), mörk kolflarnlav (NT), nordtagging (NT), orange taggsvamp (NT, T), rosenticka (NT, T), rynkskinn (NT, T), skarp dropptaggsvamp (NT), svartvit taggsvamp (NT), tallfingersvamp (NT), talltagel (NT, T), tallticka (NT, T), talltita (NT, §4), tretåig hackspett (NT, T, §4), ullticka (NT, T), vaddporing (NT), vaxspindling (NT), vedskivlav (NT, T), violettgrå tagellav (NT, T), bronshjon (S, T), gullgröppa (S), mindre märgborre (S, T), rävticka (S, T), tibast (S, T) och vågbandad barkbock (S). Se Figur 1.</w:t>
+        <w:t>I och inom 25 meter från avverkningsanmälan finns fynd av 34 naturvårdsarter, varav 26 är rödlistade, 3 är fridlysta, 18 är typiska (T) och 7 är signalarter (S): sammetstaggsvamp (EN), garnlav (VU, T), knärot (VU, T, §8), rotfingersvamp (VU), skrovlig taggsvamp (VU), ulltickeporing (VU), dropptaggsvamp (NT, T), mjölsvärting (NT), motaggsvamp (NT, T), mörk kolflarnlav (NT), nordtagging (NT), orange taggsvamp (NT, T), rosenticka (NT, T), rynkskinn (NT, T), skarp dropptaggsvamp (NT), svartvit taggsvamp (NT), tallfingersvamp (NT), talltagel (NT, T), tallticka (NT, T), talltita (NT, §4), tretåig hackspett (NT, T, §4), ullticka (NT, T), vaddporing (NT), vaxspindling (NT), vedskivlav (NT, T), violettgrå tagellav (NT, T), björksplintborre (S), bronshjon (S, T), gullgröppa (S), mindre märgborre (S, T), rävticka (S, T), tibast (S, T), vågbandad barkbock (S) och kärrfibbla (T). Se Figur 1.</w:t>
       </w:r>
     </w:p>
     <w:p>
@@ -695,6 +695,17 @@
         <w:rPr>
           <w:b/>
         </w:rPr>
+        <w:t xml:space="preserve">Björksplintborre </w:t>
+      </w:r>
+      <w:r>
+        <w:t>är en skalbagge vars larvutveckling sker i bark på nyligen döda björkar, både stående träd och vindfällen. En prydlig rad med runda ventilationshål i barken ovanför modergången är synnerligen karaktäristiskt. Arten är knuten till lövrika blandskogar med en hög andel gamla träd, och starkt gynnad av naturliga störningar som torka, översvämningar, brand och stormfällningar. Talrika gnagspår kan tyda på biotoper med höga naturvärden, exempelvis för ovanliga hackspettar och andra, mer sällsynta vedinsekter. Larverna är omtyckt hackspettsföda (SLU Artdatabanken, 2025).</w:t>
+      </w:r>
+    </w:p>
+    <w:p>
+      <w:r>
+        <w:rPr>
+          <w:b/>
+        </w:rPr>
         <w:t>Bronshjon</w:t>
       </w:r>
       <w:r>
@@ -791,6 +802,35 @@
       </w:r>
     </w:p>
     <w:p>
+      <w:r>
+        <w:rPr>
+          <w:b/>
+        </w:rPr>
+        <w:t>Kärrfibbla</w:t>
+      </w:r>
+      <w:r>
+        <w:t xml:space="preserve"> är typisk art för </w:t>
+      </w:r>
+      <w:r>
+        <w:rPr>
+          <w:i/>
+        </w:rPr>
+        <w:t xml:space="preserve">9050 Näringsrik granskog, 9080 Lövsumpskog </w:t>
+      </w:r>
+      <w:r>
+        <w:t>och</w:t>
+      </w:r>
+      <w:r>
+        <w:rPr>
+          <w:i/>
+        </w:rPr>
+        <w:t xml:space="preserve"> 9040 Fjällbjörkskog </w:t>
+      </w:r>
+      <w:r>
+        <w:t>(SLU Artdatabanken, 2025).</w:t>
+      </w:r>
+    </w:p>
+    <w:p>
       <w:pPr>
         <w:pStyle w:val="Heading1"/>
       </w:pPr>
@@ -827,7 +867,7 @@
     </w:p>
     <w:p>
       <w:r>
-        <w:t>Följande typiska arter har sina livsmiljöer och växtplatser i den avverkningsanmälda skogen: garnlav (VU, T), knärot (VU, T, §8), dropptaggsvamp (NT, T), motaggsvamp (NT, T), orange taggsvamp (NT, T), rosenticka (NT, T), rynkskinn (NT, T), talltagel (NT, T), tallticka (NT, T), tretåig hackspett (NT, T, §4), ullticka (NT, T), vedskivlav (NT, T), violettgrå tagellav (NT, T), bronshjon (S, T), mindre märgborre (S, T), rävticka (S, T) och tibast (S, T).</w:t>
+        <w:t>Följande typiska arter har sina livsmiljöer och växtplatser i den avverkningsanmälda skogen: garnlav (VU, T), knärot (VU, T, §8), dropptaggsvamp (NT, T), motaggsvamp (NT, T), orange taggsvamp (NT, T), rosenticka (NT, T), rynkskinn (NT, T), talltagel (NT, T), tallticka (NT, T), tretåig hackspett (NT, T, §4), ullticka (NT, T), vedskivlav (NT, T), violettgrå tagellav (NT, T), bronshjon (S, T), mindre märgborre (S, T), rävticka (S, T), tibast (S, T) och kärrfibbla (T).</w:t>
       </w:r>
     </w:p>
     <w:p>
@@ -2114,7 +2154,7 @@
     <w:r>
       <w:tab/>
       <w:tab/>
-      <w:t>2026-10-17</w:t>
+      <w:t>2026-10-18</w:t>
       <w:br/>
       <w:br/>
     </w:r>

--- a/tillsyn/A 45776-2023 tillsynsbegäran.docx
+++ b/tillsyn/A 45776-2023 tillsynsbegäran.docx
@@ -2154,7 +2154,7 @@
     <w:r>
       <w:tab/>
       <w:tab/>
-      <w:t>2026-10-18</w:t>
+      <w:t>2026-10-19</w:t>
       <w:br/>
       <w:br/>
     </w:r>

--- a/tillsyn/A 45776-2023 tillsynsbegäran.docx
+++ b/tillsyn/A 45776-2023 tillsynsbegäran.docx
@@ -2154,7 +2154,7 @@
     <w:r>
       <w:tab/>
       <w:tab/>
-      <w:t>2026-10-19</w:t>
+      <w:t>2026-10-20</w:t>
       <w:br/>
       <w:br/>
     </w:r>

--- a/tillsyn/A 45776-2023 tillsynsbegäran.docx
+++ b/tillsyn/A 45776-2023 tillsynsbegäran.docx
@@ -2154,7 +2154,7 @@
     <w:r>
       <w:tab/>
       <w:tab/>
-      <w:t>2026-10-20</w:t>
+      <w:t>2026-10-21</w:t>
       <w:br/>
       <w:br/>
     </w:r>

--- a/tillsyn/A 45776-2023 tillsynsbegäran.docx
+++ b/tillsyn/A 45776-2023 tillsynsbegäran.docx
@@ -2154,7 +2154,7 @@
     <w:r>
       <w:tab/>
       <w:tab/>
-      <w:t>2026-10-21</w:t>
+      <w:t>2026-10-22</w:t>
       <w:br/>
       <w:br/>
     </w:r>

--- a/tillsyn/A 45776-2023 tillsynsbegäran.docx
+++ b/tillsyn/A 45776-2023 tillsynsbegäran.docx
@@ -2154,7 +2154,7 @@
     <w:r>
       <w:tab/>
       <w:tab/>
-      <w:t>2026-10-22</w:t>
+      <w:t>2026-10-23</w:t>
       <w:br/>
       <w:br/>
     </w:r>

--- a/tillsyn/A 45776-2023 tillsynsbegäran.docx
+++ b/tillsyn/A 45776-2023 tillsynsbegäran.docx
@@ -2154,7 +2154,7 @@
     <w:r>
       <w:tab/>
       <w:tab/>
-      <w:t>2026-10-23</w:t>
+      <w:t>2026-10-24</w:t>
       <w:br/>
       <w:br/>
     </w:r>

--- a/tillsyn/A 45776-2023 tillsynsbegäran.docx
+++ b/tillsyn/A 45776-2023 tillsynsbegäran.docx
@@ -2154,7 +2154,7 @@
     <w:r>
       <w:tab/>
       <w:tab/>
-      <w:t>2026-10-24</w:t>
+      <w:t>2026-10-25</w:t>
       <w:br/>
       <w:br/>
     </w:r>

--- a/tillsyn/A 45776-2023 tillsynsbegäran.docx
+++ b/tillsyn/A 45776-2023 tillsynsbegäran.docx
@@ -2154,7 +2154,7 @@
     <w:r>
       <w:tab/>
       <w:tab/>
-      <w:t>2026-10-25</w:t>
+      <w:t>2026-10-26</w:t>
       <w:br/>
       <w:br/>
     </w:r>

--- a/tillsyn/A 45776-2023 tillsynsbegäran.docx
+++ b/tillsyn/A 45776-2023 tillsynsbegäran.docx
@@ -2154,7 +2154,7 @@
     <w:r>
       <w:tab/>
       <w:tab/>
-      <w:t>2026-10-26</w:t>
+      <w:t>2026-10-27</w:t>
       <w:br/>
       <w:br/>
     </w:r>

--- a/tillsyn/A 45776-2023 tillsynsbegäran.docx
+++ b/tillsyn/A 45776-2023 tillsynsbegäran.docx
@@ -2154,7 +2154,7 @@
     <w:r>
       <w:tab/>
       <w:tab/>
-      <w:t>2026-10-27</w:t>
+      <w:t>2026-10-28</w:t>
       <w:br/>
       <w:br/>
     </w:r>

--- a/tillsyn/A 45776-2023 tillsynsbegäran.docx
+++ b/tillsyn/A 45776-2023 tillsynsbegäran.docx
@@ -2154,7 +2154,7 @@
     <w:r>
       <w:tab/>
       <w:tab/>
-      <w:t>2026-10-28</w:t>
+      <w:t>2026-10-29</w:t>
       <w:br/>
       <w:br/>
     </w:r>

--- a/tillsyn/A 45776-2023 tillsynsbegäran.docx
+++ b/tillsyn/A 45776-2023 tillsynsbegäran.docx
@@ -2154,7 +2154,7 @@
     <w:r>
       <w:tab/>
       <w:tab/>
-      <w:t>2026-10-29</w:t>
+      <w:t>2026-10-31</w:t>
       <w:br/>
       <w:br/>
     </w:r>
